--- a/examples/classification/doc/16-ensemble-boosting.docx
+++ b/examples/classification/doc/16-ensemble-boosting.docx
@@ -1101,16 +1101,7 @@
         <w:rPr>
           <w:rStyle w:val="VerbatimChar"/>
         </w:rPr>
-        <w:t xml:space="preserve">##   accuracy TP TN FP FN precision recall sensitivity specificity f1</w:t>
-      </w:r>
-      <w:r>
-        <w:br/>
-      </w:r>
-      <w:r>
-        <w:rPr>
-          <w:rStyle w:val="VerbatimChar"/>
-        </w:rPr>
-        <w:t xml:space="preserve">## 1        1 41 79  0  0         1      1           1           1  1</w:t>
+        <w:t xml:space="preserve">## NULL</w:t>
       </w:r>
     </w:p>
     <w:p>
@@ -1302,16 +1293,7 @@
         <w:rPr>
           <w:rStyle w:val="VerbatimChar"/>
         </w:rPr>
-        <w:t xml:space="preserve">##    accuracy TP TN FP FN precision recall sensitivity specificity f1</w:t>
-      </w:r>
-      <w:r>
-        <w:br/>
-      </w:r>
-      <w:r>
-        <w:rPr>
-          <w:rStyle w:val="VerbatimChar"/>
-        </w:rPr>
-        <w:t xml:space="preserve">## 1 0.9333333  9 21  0  0         1      1           1           1  1</w:t>
+        <w:t xml:space="preserve">## NULL</w:t>
       </w:r>
     </w:p>
     <w:p>

--- a/examples/classification/doc/16-ensemble-boosting.docx
+++ b/examples/classification/doc/16-ensemble-boosting.docx
@@ -1101,7 +1101,16 @@
         <w:rPr>
           <w:rStyle w:val="VerbatimChar"/>
         </w:rPr>
-        <w:t xml:space="preserve">## NULL</w:t>
+        <w:t xml:space="preserve">##   accuracy TP TN FP FN precision recall sensitivity specificity f1</w:t>
+      </w:r>
+      <w:r>
+        <w:br/>
+      </w:r>
+      <w:r>
+        <w:rPr>
+          <w:rStyle w:val="VerbatimChar"/>
+        </w:rPr>
+        <w:t xml:space="preserve">## 1        1 41 79  0  0         1      1           1           1  1</w:t>
       </w:r>
     </w:p>
     <w:p>
@@ -1293,7 +1302,16 @@
         <w:rPr>
           <w:rStyle w:val="VerbatimChar"/>
         </w:rPr>
-        <w:t xml:space="preserve">## NULL</w:t>
+        <w:t xml:space="preserve">##    accuracy TP TN FP FN precision recall sensitivity specificity f1</w:t>
+      </w:r>
+      <w:r>
+        <w:br/>
+      </w:r>
+      <w:r>
+        <w:rPr>
+          <w:rStyle w:val="VerbatimChar"/>
+        </w:rPr>
+        <w:t xml:space="preserve">## 1 0.9333333  9 21  0  0         1      1           1           1  1</w:t>
       </w:r>
     </w:p>
     <w:p>

--- a/examples/classification/doc/16-ensemble-boosting.docx
+++ b/examples/classification/doc/16-ensemble-boosting.docx
@@ -111,6 +111,21 @@
         </w:rPr>
         <w:t xml:space="preserve">(daltoolbox)</w:t>
       </w:r>
+      <w:r>
+        <w:br/>
+      </w:r>
+      <w:r>
+        <w:rPr>
+          <w:rStyle w:val="FunctionTok"/>
+        </w:rPr>
+        <w:t xml:space="preserve">library</w:t>
+      </w:r>
+      <w:r>
+        <w:rPr>
+          <w:rStyle w:val="NormalTok"/>
+        </w:rPr>
+        <w:t xml:space="preserve">(adabag)</w:t>
+      </w:r>
     </w:p>
     <w:p>
       <w:pPr>
@@ -721,21 +736,27 @@
       </w:pPr>
       <w:r>
         <w:rPr>
-          <w:rStyle w:val="ControlFlowTok"/>
-        </w:rPr>
-        <w:t xml:space="preserve">if</w:t>
-      </w:r>
-      <w:r>
-        <w:rPr>
-          <w:rStyle w:val="NormalTok"/>
-        </w:rPr>
-        <w:t xml:space="preserve"> (</w:t>
+          <w:rStyle w:val="NormalTok"/>
+        </w:rPr>
+        <w:t xml:space="preserve">model </w:t>
+      </w:r>
+      <w:r>
+        <w:rPr>
+          <w:rStyle w:val="OtherTok"/>
+        </w:rPr>
+        <w:t xml:space="preserve">&lt;-</w:t>
+      </w:r>
+      <w:r>
+        <w:rPr>
+          <w:rStyle w:val="NormalTok"/>
+        </w:rPr>
+        <w:t xml:space="preserve"> </w:t>
       </w:r>
       <w:r>
         <w:rPr>
           <w:rStyle w:val="FunctionTok"/>
         </w:rPr>
-        <w:t xml:space="preserve">requireNamespace</w:t>
+        <w:t xml:space="preserve">cla_boosting</w:t>
       </w:r>
       <w:r>
         <w:rPr>
@@ -747,7 +768,7 @@
         <w:rPr>
           <w:rStyle w:val="StringTok"/>
         </w:rPr>
-        <w:t xml:space="preserve">"adabag"</w:t>
+        <w:t xml:space="preserve">"Species"</w:t>
       </w:r>
       <w:r>
         <w:rPr>
@@ -759,7 +780,7 @@
         <w:rPr>
           <w:rStyle w:val="AttributeTok"/>
         </w:rPr>
-        <w:t xml:space="preserve">quietly =</w:t>
+        <w:t xml:space="preserve">mfinal =</w:t>
       </w:r>
       <w:r>
         <w:rPr>
@@ -769,24 +790,39 @@
       </w:r>
       <w:r>
         <w:rPr>
-          <w:rStyle w:val="ConstantTok"/>
-        </w:rPr>
-        <w:t xml:space="preserve">TRUE</w:t>
-      </w:r>
-      <w:r>
-        <w:rPr>
-          <w:rStyle w:val="NormalTok"/>
-        </w:rPr>
-        <w:t xml:space="preserve">)) {</w:t>
-      </w:r>
-      <w:r>
-        <w:br/>
-      </w:r>
-      <w:r>
-        <w:rPr>
-          <w:rStyle w:val="NormalTok"/>
-        </w:rPr>
-        <w:t xml:space="preserve">  model </w:t>
+          <w:rStyle w:val="DecValTok"/>
+        </w:rPr>
+        <w:t xml:space="preserve">20</w:t>
+      </w:r>
+      <w:r>
+        <w:rPr>
+          <w:rStyle w:val="NormalTok"/>
+        </w:rPr>
+        <w:t xml:space="preserve">)</w:t>
+      </w:r>
+      <w:r>
+        <w:br/>
+      </w:r>
+      <w:r>
+        <w:rPr>
+          <w:rStyle w:val="FunctionTok"/>
+        </w:rPr>
+        <w:t xml:space="preserve">set_example_seed</w:t>
+      </w:r>
+      <w:r>
+        <w:rPr>
+          <w:rStyle w:val="NormalTok"/>
+        </w:rPr>
+        <w:t xml:space="preserve">()</w:t>
+      </w:r>
+      <w:r>
+        <w:br/>
+      </w:r>
+      <w:r>
+        <w:rPr>
+          <w:rStyle w:val="NormalTok"/>
+        </w:rPr>
+        <w:t xml:space="preserve">model </w:t>
       </w:r>
       <w:r>
         <w:rPr>
@@ -804,96 +840,6 @@
         <w:rPr>
           <w:rStyle w:val="FunctionTok"/>
         </w:rPr>
-        <w:t xml:space="preserve">cla_boosting</w:t>
-      </w:r>
-      <w:r>
-        <w:rPr>
-          <w:rStyle w:val="NormalTok"/>
-        </w:rPr>
-        <w:t xml:space="preserve">(</w:t>
-      </w:r>
-      <w:r>
-        <w:rPr>
-          <w:rStyle w:val="StringTok"/>
-        </w:rPr>
-        <w:t xml:space="preserve">"Species"</w:t>
-      </w:r>
-      <w:r>
-        <w:rPr>
-          <w:rStyle w:val="NormalTok"/>
-        </w:rPr>
-        <w:t xml:space="preserve">, </w:t>
-      </w:r>
-      <w:r>
-        <w:rPr>
-          <w:rStyle w:val="AttributeTok"/>
-        </w:rPr>
-        <w:t xml:space="preserve">mfinal =</w:t>
-      </w:r>
-      <w:r>
-        <w:rPr>
-          <w:rStyle w:val="NormalTok"/>
-        </w:rPr>
-        <w:t xml:space="preserve"> </w:t>
-      </w:r>
-      <w:r>
-        <w:rPr>
-          <w:rStyle w:val="DecValTok"/>
-        </w:rPr>
-        <w:t xml:space="preserve">20</w:t>
-      </w:r>
-      <w:r>
-        <w:rPr>
-          <w:rStyle w:val="NormalTok"/>
-        </w:rPr>
-        <w:t xml:space="preserve">)</w:t>
-      </w:r>
-      <w:r>
-        <w:br/>
-      </w:r>
-      <w:r>
-        <w:rPr>
-          <w:rStyle w:val="NormalTok"/>
-        </w:rPr>
-        <w:t xml:space="preserve">  </w:t>
-      </w:r>
-      <w:r>
-        <w:rPr>
-          <w:rStyle w:val="FunctionTok"/>
-        </w:rPr>
-        <w:t xml:space="preserve">set_example_seed</w:t>
-      </w:r>
-      <w:r>
-        <w:rPr>
-          <w:rStyle w:val="NormalTok"/>
-        </w:rPr>
-        <w:t xml:space="preserve">()</w:t>
-      </w:r>
-      <w:r>
-        <w:br/>
-      </w:r>
-      <w:r>
-        <w:rPr>
-          <w:rStyle w:val="NormalTok"/>
-        </w:rPr>
-        <w:t xml:space="preserve">  model </w:t>
-      </w:r>
-      <w:r>
-        <w:rPr>
-          <w:rStyle w:val="OtherTok"/>
-        </w:rPr>
-        <w:t xml:space="preserve">&lt;-</w:t>
-      </w:r>
-      <w:r>
-        <w:rPr>
-          <w:rStyle w:val="NormalTok"/>
-        </w:rPr>
-        <w:t xml:space="preserve"> </w:t>
-      </w:r>
-      <w:r>
-        <w:rPr>
-          <w:rStyle w:val="FunctionTok"/>
-        </w:rPr>
         <w:t xml:space="preserve">fit</w:t>
       </w:r>
       <w:r>
@@ -901,15 +847,6 @@
           <w:rStyle w:val="NormalTok"/>
         </w:rPr>
         <w:t xml:space="preserve">(model, iris_train)</w:t>
-      </w:r>
-      <w:r>
-        <w:br/>
-      </w:r>
-      <w:r>
-        <w:rPr>
-          <w:rStyle w:val="NormalTok"/>
-        </w:rPr>
-        <w:t xml:space="preserve">}</w:t>
       </w:r>
     </w:p>
     <w:p>
@@ -926,134 +863,71 @@
       </w:pPr>
       <w:r>
         <w:rPr>
-          <w:rStyle w:val="ControlFlowTok"/>
-        </w:rPr>
-        <w:t xml:space="preserve">if</w:t>
-      </w:r>
-      <w:r>
-        <w:rPr>
-          <w:rStyle w:val="NormalTok"/>
-        </w:rPr>
-        <w:t xml:space="preserve"> (</w:t>
+          <w:rStyle w:val="NormalTok"/>
+        </w:rPr>
+        <w:t xml:space="preserve">train_prediction </w:t>
+      </w:r>
+      <w:r>
+        <w:rPr>
+          <w:rStyle w:val="OtherTok"/>
+        </w:rPr>
+        <w:t xml:space="preserve">&lt;-</w:t>
+      </w:r>
+      <w:r>
+        <w:rPr>
+          <w:rStyle w:val="NormalTok"/>
+        </w:rPr>
+        <w:t xml:space="preserve"> </w:t>
       </w:r>
       <w:r>
         <w:rPr>
           <w:rStyle w:val="FunctionTok"/>
         </w:rPr>
-        <w:t xml:space="preserve">requireNamespace</w:t>
-      </w:r>
-      <w:r>
-        <w:rPr>
-          <w:rStyle w:val="NormalTok"/>
-        </w:rPr>
-        <w:t xml:space="preserve">(</w:t>
+        <w:t xml:space="preserve">predict</w:t>
+      </w:r>
+      <w:r>
+        <w:rPr>
+          <w:rStyle w:val="NormalTok"/>
+        </w:rPr>
+        <w:t xml:space="preserve">(model, iris_train)</w:t>
+      </w:r>
+      <w:r>
+        <w:br/>
+      </w:r>
+      <w:r>
+        <w:rPr>
+          <w:rStyle w:val="NormalTok"/>
+        </w:rPr>
+        <w:t xml:space="preserve">train_eval </w:t>
+      </w:r>
+      <w:r>
+        <w:rPr>
+          <w:rStyle w:val="OtherTok"/>
+        </w:rPr>
+        <w:t xml:space="preserve">&lt;-</w:t>
+      </w:r>
+      <w:r>
+        <w:rPr>
+          <w:rStyle w:val="NormalTok"/>
+        </w:rPr>
+        <w:t xml:space="preserve"> </w:t>
+      </w:r>
+      <w:r>
+        <w:rPr>
+          <w:rStyle w:val="FunctionTok"/>
+        </w:rPr>
+        <w:t xml:space="preserve">evaluate</w:t>
+      </w:r>
+      <w:r>
+        <w:rPr>
+          <w:rStyle w:val="NormalTok"/>
+        </w:rPr>
+        <w:t xml:space="preserve">(model, iris_train[, </w:t>
       </w:r>
       <w:r>
         <w:rPr>
           <w:rStyle w:val="StringTok"/>
         </w:rPr>
-        <w:t xml:space="preserve">"adabag"</w:t>
-      </w:r>
-      <w:r>
-        <w:rPr>
-          <w:rStyle w:val="NormalTok"/>
-        </w:rPr>
-        <w:t xml:space="preserve">, </w:t>
-      </w:r>
-      <w:r>
-        <w:rPr>
-          <w:rStyle w:val="AttributeTok"/>
-        </w:rPr>
-        <w:t xml:space="preserve">quietly =</w:t>
-      </w:r>
-      <w:r>
-        <w:rPr>
-          <w:rStyle w:val="NormalTok"/>
-        </w:rPr>
-        <w:t xml:space="preserve"> </w:t>
-      </w:r>
-      <w:r>
-        <w:rPr>
-          <w:rStyle w:val="ConstantTok"/>
-        </w:rPr>
-        <w:t xml:space="preserve">TRUE</w:t>
-      </w:r>
-      <w:r>
-        <w:rPr>
-          <w:rStyle w:val="NormalTok"/>
-        </w:rPr>
-        <w:t xml:space="preserve">)) {</w:t>
-      </w:r>
-      <w:r>
-        <w:br/>
-      </w:r>
-      <w:r>
-        <w:rPr>
-          <w:rStyle w:val="NormalTok"/>
-        </w:rPr>
-        <w:t xml:space="preserve">  train_prediction </w:t>
-      </w:r>
-      <w:r>
-        <w:rPr>
-          <w:rStyle w:val="OtherTok"/>
-        </w:rPr>
-        <w:t xml:space="preserve">&lt;-</w:t>
-      </w:r>
-      <w:r>
-        <w:rPr>
-          <w:rStyle w:val="NormalTok"/>
-        </w:rPr>
-        <w:t xml:space="preserve"> </w:t>
-      </w:r>
-      <w:r>
-        <w:rPr>
-          <w:rStyle w:val="FunctionTok"/>
-        </w:rPr>
-        <w:t xml:space="preserve">predict</w:t>
-      </w:r>
-      <w:r>
-        <w:rPr>
-          <w:rStyle w:val="NormalTok"/>
-        </w:rPr>
-        <w:t xml:space="preserve">(model, iris_train)</w:t>
-      </w:r>
-      <w:r>
-        <w:br/>
-      </w:r>
-      <w:r>
-        <w:rPr>
-          <w:rStyle w:val="NormalTok"/>
-        </w:rPr>
-        <w:t xml:space="preserve">  train_eval </w:t>
-      </w:r>
-      <w:r>
-        <w:rPr>
-          <w:rStyle w:val="OtherTok"/>
-        </w:rPr>
-        <w:t xml:space="preserve">&lt;-</w:t>
-      </w:r>
-      <w:r>
-        <w:rPr>
-          <w:rStyle w:val="NormalTok"/>
-        </w:rPr>
-        <w:t xml:space="preserve"> </w:t>
-      </w:r>
-      <w:r>
-        <w:rPr>
-          <w:rStyle w:val="FunctionTok"/>
-        </w:rPr>
-        <w:t xml:space="preserve">evaluate</w:t>
-      </w:r>
-      <w:r>
-        <w:rPr>
-          <w:rStyle w:val="NormalTok"/>
-        </w:rPr>
-        <w:t xml:space="preserve">(model, iris_train[, </w:t>
-      </w:r>
-      <w:r>
-        <w:rPr>
-          <w:rStyle w:val="StringTok"/>
-        </w:rPr>
         <w:t xml:space="preserve">"Species"</w:t>
       </w:r>
       <w:r>
@@ -1069,7 +943,7 @@
         <w:rPr>
           <w:rStyle w:val="NormalTok"/>
         </w:rPr>
-        <w:t xml:space="preserve">  train_eval</w:t>
+        <w:t xml:space="preserve">train_eval</w:t>
       </w:r>
       <w:r>
         <w:rPr>
@@ -1082,15 +956,6 @@
           <w:rStyle w:val="NormalTok"/>
         </w:rPr>
         <w:t xml:space="preserve">metrics</w:t>
-      </w:r>
-      <w:r>
-        <w:br/>
-      </w:r>
-      <w:r>
-        <w:rPr>
-          <w:rStyle w:val="NormalTok"/>
-        </w:rPr>
-        <w:t xml:space="preserve">}</w:t>
       </w:r>
     </w:p>
     <w:p>
@@ -1127,134 +992,71 @@
       </w:pPr>
       <w:r>
         <w:rPr>
-          <w:rStyle w:val="ControlFlowTok"/>
-        </w:rPr>
-        <w:t xml:space="preserve">if</w:t>
-      </w:r>
-      <w:r>
-        <w:rPr>
-          <w:rStyle w:val="NormalTok"/>
-        </w:rPr>
-        <w:t xml:space="preserve"> (</w:t>
+          <w:rStyle w:val="NormalTok"/>
+        </w:rPr>
+        <w:t xml:space="preserve">test_prediction </w:t>
+      </w:r>
+      <w:r>
+        <w:rPr>
+          <w:rStyle w:val="OtherTok"/>
+        </w:rPr>
+        <w:t xml:space="preserve">&lt;-</w:t>
+      </w:r>
+      <w:r>
+        <w:rPr>
+          <w:rStyle w:val="NormalTok"/>
+        </w:rPr>
+        <w:t xml:space="preserve"> </w:t>
       </w:r>
       <w:r>
         <w:rPr>
           <w:rStyle w:val="FunctionTok"/>
         </w:rPr>
-        <w:t xml:space="preserve">requireNamespace</w:t>
-      </w:r>
-      <w:r>
-        <w:rPr>
-          <w:rStyle w:val="NormalTok"/>
-        </w:rPr>
-        <w:t xml:space="preserve">(</w:t>
+        <w:t xml:space="preserve">predict</w:t>
+      </w:r>
+      <w:r>
+        <w:rPr>
+          <w:rStyle w:val="NormalTok"/>
+        </w:rPr>
+        <w:t xml:space="preserve">(model, iris_test)</w:t>
+      </w:r>
+      <w:r>
+        <w:br/>
+      </w:r>
+      <w:r>
+        <w:rPr>
+          <w:rStyle w:val="NormalTok"/>
+        </w:rPr>
+        <w:t xml:space="preserve">test_eval </w:t>
+      </w:r>
+      <w:r>
+        <w:rPr>
+          <w:rStyle w:val="OtherTok"/>
+        </w:rPr>
+        <w:t xml:space="preserve">&lt;-</w:t>
+      </w:r>
+      <w:r>
+        <w:rPr>
+          <w:rStyle w:val="NormalTok"/>
+        </w:rPr>
+        <w:t xml:space="preserve"> </w:t>
+      </w:r>
+      <w:r>
+        <w:rPr>
+          <w:rStyle w:val="FunctionTok"/>
+        </w:rPr>
+        <w:t xml:space="preserve">evaluate</w:t>
+      </w:r>
+      <w:r>
+        <w:rPr>
+          <w:rStyle w:val="NormalTok"/>
+        </w:rPr>
+        <w:t xml:space="preserve">(model, iris_test[, </w:t>
       </w:r>
       <w:r>
         <w:rPr>
           <w:rStyle w:val="StringTok"/>
         </w:rPr>
-        <w:t xml:space="preserve">"adabag"</w:t>
-      </w:r>
-      <w:r>
-        <w:rPr>
-          <w:rStyle w:val="NormalTok"/>
-        </w:rPr>
-        <w:t xml:space="preserve">, </w:t>
-      </w:r>
-      <w:r>
-        <w:rPr>
-          <w:rStyle w:val="AttributeTok"/>
-        </w:rPr>
-        <w:t xml:space="preserve">quietly =</w:t>
-      </w:r>
-      <w:r>
-        <w:rPr>
-          <w:rStyle w:val="NormalTok"/>
-        </w:rPr>
-        <w:t xml:space="preserve"> </w:t>
-      </w:r>
-      <w:r>
-        <w:rPr>
-          <w:rStyle w:val="ConstantTok"/>
-        </w:rPr>
-        <w:t xml:space="preserve">TRUE</w:t>
-      </w:r>
-      <w:r>
-        <w:rPr>
-          <w:rStyle w:val="NormalTok"/>
-        </w:rPr>
-        <w:t xml:space="preserve">)) {</w:t>
-      </w:r>
-      <w:r>
-        <w:br/>
-      </w:r>
-      <w:r>
-        <w:rPr>
-          <w:rStyle w:val="NormalTok"/>
-        </w:rPr>
-        <w:t xml:space="preserve">  test_prediction </w:t>
-      </w:r>
-      <w:r>
-        <w:rPr>
-          <w:rStyle w:val="OtherTok"/>
-        </w:rPr>
-        <w:t xml:space="preserve">&lt;-</w:t>
-      </w:r>
-      <w:r>
-        <w:rPr>
-          <w:rStyle w:val="NormalTok"/>
-        </w:rPr>
-        <w:t xml:space="preserve"> </w:t>
-      </w:r>
-      <w:r>
-        <w:rPr>
-          <w:rStyle w:val="FunctionTok"/>
-        </w:rPr>
-        <w:t xml:space="preserve">predict</w:t>
-      </w:r>
-      <w:r>
-        <w:rPr>
-          <w:rStyle w:val="NormalTok"/>
-        </w:rPr>
-        <w:t xml:space="preserve">(model, iris_test)</w:t>
-      </w:r>
-      <w:r>
-        <w:br/>
-      </w:r>
-      <w:r>
-        <w:rPr>
-          <w:rStyle w:val="NormalTok"/>
-        </w:rPr>
-        <w:t xml:space="preserve">  test_eval </w:t>
-      </w:r>
-      <w:r>
-        <w:rPr>
-          <w:rStyle w:val="OtherTok"/>
-        </w:rPr>
-        <w:t xml:space="preserve">&lt;-</w:t>
-      </w:r>
-      <w:r>
-        <w:rPr>
-          <w:rStyle w:val="NormalTok"/>
-        </w:rPr>
-        <w:t xml:space="preserve"> </w:t>
-      </w:r>
-      <w:r>
-        <w:rPr>
-          <w:rStyle w:val="FunctionTok"/>
-        </w:rPr>
-        <w:t xml:space="preserve">evaluate</w:t>
-      </w:r>
-      <w:r>
-        <w:rPr>
-          <w:rStyle w:val="NormalTok"/>
-        </w:rPr>
-        <w:t xml:space="preserve">(model, iris_test[, </w:t>
-      </w:r>
-      <w:r>
-        <w:rPr>
-          <w:rStyle w:val="StringTok"/>
-        </w:rPr>
         <w:t xml:space="preserve">"Species"</w:t>
       </w:r>
       <w:r>
@@ -1270,7 +1072,7 @@
         <w:rPr>
           <w:rStyle w:val="NormalTok"/>
         </w:rPr>
-        <w:t xml:space="preserve">  test_eval</w:t>
+        <w:t xml:space="preserve">test_eval</w:t>
       </w:r>
       <w:r>
         <w:rPr>
@@ -1283,15 +1085,6 @@
           <w:rStyle w:val="NormalTok"/>
         </w:rPr>
         <w:t xml:space="preserve">metrics</w:t>
-      </w:r>
-      <w:r>
-        <w:br/>
-      </w:r>
-      <w:r>
-        <w:rPr>
-          <w:rStyle w:val="NormalTok"/>
-        </w:rPr>
-        <w:t xml:space="preserve">}</w:t>
       </w:r>
     </w:p>
     <w:p>
